--- a/zaini_case_audit_output/outputs/word/documents/143_صورة تقديم الشكوى.docx
+++ b/zaini_case_audit_output/outputs/word/documents/143_صورة تقديم الشكوى.docx
@@ -56,66 +56,61 @@
     <w:p/>
     <w:p>
       <w:pPr>
+        <w:pStyle w:val="Heading2"/>
         <w:jc w:val="right"/>
         <w:bidi/>
       </w:pPr>
       <w:r>
-        <w:rPr>
-          <w:b w:val="0"/>
-          <w:i w:val="0"/>
-        </w:rPr>
+        <w:t>[المتن الفعلي: الوقائع / الأسباب / المنطوق] ===</w:t>
+        <w:br/>
         <w:t>[OCR لصورة 1R63mMu_oZks5DNjlO0gFq8D8k6uHD4DT.jpg عبر tesseract ara+eng]</w:t>
       </w:r>
     </w:p>
     <w:p>
       <w:pPr>
+        <w:pStyle w:val="Heading2"/>
         <w:jc w:val="right"/>
         <w:bidi/>
       </w:pPr>
       <w:r>
-        <w:rPr>
-          <w:b w:val="0"/>
-          <w:i w:val="0"/>
-        </w:rPr>
+        <w:t>[المُرسَل إليه / المخاطَب والتحية] ===</w:t>
+        <w:br/>
         <w:t>مرحبا أسامه بن احمد بن عباس زيني الرئيسية 9 طلباتيى 9 طلبات غير مكتملة &amp; ‎cl‏ © للمساعدة ‎ap O‏</w:t>
       </w:r>
     </w:p>
     <w:p>
       <w:pPr>
+        <w:pStyle w:val="Heading2"/>
         <w:jc w:val="right"/>
         <w:bidi/>
       </w:pPr>
       <w:r>
-        <w:rPr>
-          <w:b w:val="0"/>
-          <w:i w:val="0"/>
-        </w:rPr>
+        <w:t>[المتن الفعلي: الوقائع / الأسباب / المنطوق] ===</w:t>
+        <w:br/>
         <w:t>ol</w:t>
       </w:r>
     </w:p>
     <w:p>
       <w:pPr>
+        <w:pStyle w:val="Heading2"/>
         <w:jc w:val="right"/>
         <w:bidi/>
       </w:pPr>
       <w:r>
-        <w:rPr>
-          <w:b w:val="0"/>
-          <w:i w:val="0"/>
-        </w:rPr>
+        <w:t>[بيانات الأطراف: المدعي / المدعى عليه / الحاضرون] ===</w:t>
+        <w:br/>
         <w:t>رقم الشكوى نوع القضية رقم القضية الصفة تاريخ الشكوى</w:t>
       </w:r>
     </w:p>
     <w:p>
       <w:pPr>
+        <w:pStyle w:val="Heading2"/>
         <w:jc w:val="right"/>
         <w:bidi/>
       </w:pPr>
       <w:r>
-        <w:rPr>
-          <w:b w:val="0"/>
-          <w:i w:val="0"/>
-        </w:rPr>
+        <w:t>[المتن الفعلي: الوقائع / الأسباب / المنطوق] ===</w:t>
+        <w:br/>
         <w:t>230747621 42824717 أصالة عن ‎quai‏ 1445/04/30</w:t>
       </w:r>
     </w:p>
